--- a/CORRECTION_PLAN.docx
+++ b/CORRECTION_PLAN.docx
@@ -2,7 +2,7 @@
 <file path=word/document.xml><?xml version="1.0" encoding="utf-8"?>
 <w:document xmlns:w="http://schemas.openxmlformats.org/wordprocessingml/2006/main" xmlns:m="http://schemas.openxmlformats.org/officeDocument/2006/math" xmlns:r="http://schemas.openxmlformats.org/officeDocument/2006/relationships" xmlns:o="urn:schemas-microsoft-com:office:office" xmlns:v="urn:schemas-microsoft-com:vml" xmlns:w10="urn:schemas-microsoft-com:office:word" xmlns:a="http://schemas.openxmlformats.org/drawingml/2006/main" xmlns:pic="http://schemas.openxmlformats.org/drawingml/2006/picture" xmlns:wp="http://schemas.openxmlformats.org/drawingml/2006/wordprocessingDrawing">
   <w:body>
-    <w:bookmarkStart w:id="35" w:name="Xca6dd4b8602b711cc53ef876db2649d57f1624f"/>
+    <w:bookmarkStart w:id="36" w:name="Xca6dd4b8602b711cc53ef876db2649d57f1624f"/>
     <w:p>
       <w:pPr>
         <w:pStyle w:val="Heading1"/>
@@ -280,7 +280,7 @@
     </w:p>
     <w:bookmarkEnd w:id="20"/>
     <w:bookmarkEnd w:id="21"/>
-    <w:bookmarkStart w:id="27" w:name="solutions-apportées-par-tâche"/>
+    <w:bookmarkStart w:id="28" w:name="solutions-apportées-par-tâche"/>
     <w:p>
       <w:pPr>
         <w:pStyle w:val="Heading2"/>
@@ -1432,8 +1432,856 @@
       </w:r>
     </w:p>
     <w:bookmarkEnd w:id="26"/>
+    <w:bookmarkStart w:id="27" w:name="Xa560911c28c146d6d5fc37a70e191aa6aa576fe"/>
+    <w:p>
+      <w:pPr>
+        <w:pStyle w:val="Heading3"/>
+      </w:pPr>
+      <w:r>
+        <w:t xml:space="preserve">TASK 7 — Vérification formelle CP-SAT (</w:t>
+      </w:r>
+      <w:r>
+        <w:rPr>
+          <w:rStyle w:val="VerbatimChar"/>
+        </w:rPr>
+        <w:t xml:space="preserve">cpsat_verifier.py</w:t>
+      </w:r>
+      <w:r>
+        <w:t xml:space="preserve">)</w:t>
+      </w:r>
+    </w:p>
+    <w:p>
+      <w:pPr>
+        <w:pStyle w:val="FirstParagraph"/>
+      </w:pPr>
+      <w:r>
+        <w:t xml:space="preserve">Une</w:t>
+      </w:r>
+      <w:r>
+        <w:t xml:space="preserve"> </w:t>
+      </w:r>
+      <w:r>
+        <w:rPr>
+          <w:bCs/>
+          <w:b/>
+        </w:rPr>
+        <w:t xml:space="preserve">couche de preuve formelle</w:t>
+      </w:r>
+      <w:r>
+        <w:t xml:space="preserve"> </w:t>
+      </w:r>
+      <w:r>
+        <w:t xml:space="preserve">vient compléter la validation heuristique</w:t>
+      </w:r>
+      <w:r>
+        <w:t xml:space="preserve"> </w:t>
+      </w:r>
+      <w:r>
+        <w:t xml:space="preserve">ci-dessus. Là où</w:t>
+      </w:r>
+      <w:r>
+        <w:t xml:space="preserve"> </w:t>
+      </w:r>
+      <w:r>
+        <w:rPr>
+          <w:rStyle w:val="VerbatimChar"/>
+        </w:rPr>
+        <w:t xml:space="preserve">pre_export_validation.py</w:t>
+      </w:r>
+      <w:r>
+        <w:t xml:space="preserve"> </w:t>
+      </w:r>
+      <w:r>
+        <w:t xml:space="preserve">fait une détection rapide</w:t>
+      </w:r>
+      <w:r>
+        <w:t xml:space="preserve"> </w:t>
+      </w:r>
+      <w:r>
+        <w:rPr>
+          <w:iCs/>
+          <w:i/>
+        </w:rPr>
+        <w:t xml:space="preserve">par</w:t>
+      </w:r>
+      <w:r>
+        <w:rPr>
+          <w:iCs/>
+          <w:i/>
+        </w:rPr>
+        <w:t xml:space="preserve"> </w:t>
+      </w:r>
+      <w:r>
+        <w:rPr>
+          <w:iCs/>
+          <w:i/>
+        </w:rPr>
+        <w:t xml:space="preserve">paires</w:t>
+      </w:r>
+      <w:r>
+        <w:t xml:space="preserve">,</w:t>
+      </w:r>
+      <w:r>
+        <w:t xml:space="preserve"> </w:t>
+      </w:r>
+      <w:r>
+        <w:rPr>
+          <w:rStyle w:val="VerbatimChar"/>
+        </w:rPr>
+        <w:t xml:space="preserve">cpsat_verifier.py</w:t>
+      </w:r>
+      <w:r>
+        <w:t xml:space="preserve"> </w:t>
+      </w:r>
+      <w:r>
+        <w:t xml:space="preserve">encode le planning dans un</w:t>
+      </w:r>
+      <w:r>
+        <w:t xml:space="preserve"> </w:t>
+      </w:r>
+      <w:r>
+        <w:rPr>
+          <w:bCs/>
+          <w:b/>
+        </w:rPr>
+        <w:t xml:space="preserve">modèle CP-SAT</w:t>
+      </w:r>
+      <w:r>
+        <w:t xml:space="preserve"> </w:t>
+      </w:r>
+      <w:r>
+        <w:t xml:space="preserve">(OR-Tools) et</w:t>
+      </w:r>
+      <w:r>
+        <w:t xml:space="preserve"> </w:t>
+      </w:r>
+      <w:r>
+        <w:rPr>
+          <w:bCs/>
+          <w:b/>
+        </w:rPr>
+        <w:t xml:space="preserve">prouve</w:t>
+      </w:r>
+      <w:r>
+        <w:t xml:space="preserve"> </w:t>
+      </w:r>
+      <w:r>
+        <w:t xml:space="preserve">exhaustivement sa cohérence.</w:t>
+      </w:r>
+    </w:p>
+    <w:p>
+      <w:pPr>
+        <w:numPr>
+          <w:ilvl w:val="0"/>
+          <w:numId w:val="1005"/>
+        </w:numPr>
+      </w:pPr>
+      <w:r>
+        <w:rPr>
+          <w:bCs/>
+          <w:b/>
+        </w:rPr>
+        <w:t xml:space="preserve">Principe</w:t>
+      </w:r>
+      <w:r>
+        <w:t xml:space="preserve"> </w:t>
+      </w:r>
+      <w:r>
+        <w:t xml:space="preserve">: chaque séance est figée à son créneau réel (semaine, jour,</w:t>
+      </w:r>
+      <w:r>
+        <w:t xml:space="preserve"> </w:t>
+      </w:r>
+      <w:r>
+        <w:t xml:space="preserve">bloc, salle, professeur). Toutes les contraintes dures sont posées sous</w:t>
+      </w:r>
+      <w:r>
+        <w:t xml:space="preserve"> </w:t>
+      </w:r>
+      <w:r>
+        <w:t xml:space="preserve">forme de variables de violation réifiées, dont on</w:t>
+      </w:r>
+      <w:r>
+        <w:t xml:space="preserve"> </w:t>
+      </w:r>
+      <w:r>
+        <w:rPr>
+          <w:bCs/>
+          <w:b/>
+        </w:rPr>
+        <w:t xml:space="preserve">minimise la somme</w:t>
+      </w:r>
+      <w:r>
+        <w:t xml:space="preserve">.</w:t>
+      </w:r>
+    </w:p>
+    <w:p>
+      <w:pPr>
+        <w:numPr>
+          <w:ilvl w:val="1"/>
+          <w:numId w:val="1006"/>
+        </w:numPr>
+        <w:pStyle w:val="Compact"/>
+      </w:pPr>
+      <w:r>
+        <w:t xml:space="preserve">Coût minimal</w:t>
+      </w:r>
+      <w:r>
+        <w:t xml:space="preserve"> </w:t>
+      </w:r>
+      <w:r>
+        <w:rPr>
+          <w:bCs/>
+          <w:b/>
+        </w:rPr>
+        <w:t xml:space="preserve">= 0</w:t>
+      </w:r>
+      <w:r>
+        <w:t xml:space="preserve"> </w:t>
+      </w:r>
+      <w:r>
+        <w:t xml:space="preserve">⇒ le planning est</w:t>
+      </w:r>
+      <w:r>
+        <w:t xml:space="preserve"> </w:t>
+      </w:r>
+      <w:r>
+        <w:rPr>
+          <w:iCs/>
+          <w:i/>
+        </w:rPr>
+        <w:t xml:space="preserve">formellement valide</w:t>
+      </w:r>
+      <w:r>
+        <w:t xml:space="preserve"> </w:t>
+      </w:r>
+      <w:r>
+        <w:t xml:space="preserve">(preuve).</w:t>
+      </w:r>
+    </w:p>
+    <w:p>
+      <w:pPr>
+        <w:numPr>
+          <w:ilvl w:val="1"/>
+          <w:numId w:val="1006"/>
+        </w:numPr>
+        <w:pStyle w:val="Compact"/>
+      </w:pPr>
+      <w:r>
+        <w:t xml:space="preserve">Coût</w:t>
+      </w:r>
+      <w:r>
+        <w:t xml:space="preserve"> </w:t>
+      </w:r>
+      <w:r>
+        <w:rPr>
+          <w:bCs/>
+          <w:b/>
+        </w:rPr>
+        <w:t xml:space="preserve">&gt; 0</w:t>
+      </w:r>
+      <w:r>
+        <w:t xml:space="preserve"> </w:t>
+      </w:r>
+      <w:r>
+        <w:t xml:space="preserve">⇒ chaque violation est identifiée précisément (nature,</w:t>
+      </w:r>
+      <w:r>
+        <w:t xml:space="preserve"> </w:t>
+      </w:r>
+      <w:r>
+        <w:t xml:space="preserve">séances, créneau) — pas d’</w:t>
+      </w:r>
+      <w:r>
+        <w:rPr>
+          <w:rStyle w:val="VerbatimChar"/>
+        </w:rPr>
+        <w:t xml:space="preserve">INFEASIBLE</w:t>
+      </w:r>
+      <w:r>
+        <w:t xml:space="preserve"> </w:t>
+      </w:r>
+      <w:r>
+        <w:t xml:space="preserve">opaque.</w:t>
+      </w:r>
+    </w:p>
+    <w:p>
+      <w:pPr>
+        <w:numPr>
+          <w:ilvl w:val="0"/>
+          <w:numId w:val="1005"/>
+        </w:numPr>
+      </w:pPr>
+      <w:r>
+        <w:rPr>
+          <w:bCs/>
+          <w:b/>
+        </w:rPr>
+        <w:t xml:space="preserve">Contraintes vérifiées</w:t>
+      </w:r>
+      <w:r>
+        <w:t xml:space="preserve"> </w:t>
+      </w:r>
+      <w:r>
+        <w:t xml:space="preserve">: C1 (matière), professeur (double-réservation</w:t>
+      </w:r>
+      <w:r>
+        <w:t xml:space="preserve"> </w:t>
+      </w:r>
+      <w:r>
+        <w:t xml:space="preserve">interne + indisponibilité externe</w:t>
+      </w:r>
+      <w:r>
+        <w:t xml:space="preserve"> </w:t>
+      </w:r>
+      <w:r>
+        <w:rPr>
+          <w:rStyle w:val="VerbatimChar"/>
+        </w:rPr>
+        <w:t xml:space="preserve">professor_busy</w:t>
+      </w:r>
+      <w:r>
+        <w:t xml:space="preserve">), salle physique</w:t>
+      </w:r>
+      <w:r>
+        <w:t xml:space="preserve"> </w:t>
+      </w:r>
+      <w:r>
+        <w:t xml:space="preserve">(double-booking + réservation externe), semaines exclues</w:t>
+      </w:r>
+      <w:r>
+        <w:t xml:space="preserve"> </w:t>
+      </w:r>
+      <w:r>
+        <w:t xml:space="preserve">(</w:t>
+      </w:r>
+      <w:r>
+        <w:rPr>
+          <w:rStyle w:val="VerbatimChar"/>
+        </w:rPr>
+        <w:t xml:space="preserve">excluded_weeks_for</w:t>
+      </w:r>
+      <w:r>
+        <w:t xml:space="preserve">), collisions étudiant (double-TP + TP vs cours via</w:t>
+      </w:r>
+      <w:r>
+        <w:t xml:space="preserve"> </w:t>
+      </w:r>
+      <w:r>
+        <w:rPr>
+          <w:rStyle w:val="VerbatimChar"/>
+        </w:rPr>
+        <w:t xml:space="preserve">group_composition</w:t>
+      </w:r>
+      <w:r>
+        <w:t xml:space="preserve"> </w:t>
+      </w:r>
+      <w:r>
+        <w:t xml:space="preserve">/</w:t>
+      </w:r>
+      <w:r>
+        <w:t xml:space="preserve"> </w:t>
+      </w:r>
+      <w:r>
+        <w:rPr>
+          <w:rStyle w:val="VerbatimChar"/>
+        </w:rPr>
+        <w:t xml:space="preserve">student_busy</w:t>
+      </w:r>
+      <w:r>
+        <w:t xml:space="preserve">), et préférence horaire par année</w:t>
+      </w:r>
+      <w:r>
+        <w:t xml:space="preserve"> </w:t>
+      </w:r>
+      <w:r>
+        <w:t xml:space="preserve">(signal</w:t>
+      </w:r>
+      <w:r>
+        <w:t xml:space="preserve"> </w:t>
+      </w:r>
+      <w:r>
+        <w:rPr>
+          <w:bCs/>
+          <w:b/>
+        </w:rPr>
+        <w:t xml:space="preserve">non bloquant</w:t>
+      </w:r>
+      <w:r>
+        <w:t xml:space="preserve">).</w:t>
+      </w:r>
+    </w:p>
+    <w:p>
+      <w:pPr>
+        <w:numPr>
+          <w:ilvl w:val="0"/>
+          <w:numId w:val="1005"/>
+        </w:numPr>
+      </w:pPr>
+      <w:r>
+        <w:rPr>
+          <w:bCs/>
+          <w:b/>
+        </w:rPr>
+        <w:t xml:space="preserve">API</w:t>
+      </w:r>
+      <w:r>
+        <w:t xml:space="preserve"> </w:t>
+      </w:r>
+      <w:r>
+        <w:t xml:space="preserve">:</w:t>
+      </w:r>
+      <w:r>
+        <w:t xml:space="preserve"> </w:t>
+      </w:r>
+      <w:r>
+        <w:rPr>
+          <w:rStyle w:val="VerbatimChar"/>
+        </w:rPr>
+        <w:t xml:space="preserve">verify_schedule(schedule_df, ...) -&gt; VerificationResult</w:t>
+      </w:r>
+      <w:r>
+        <w:t xml:space="preserve"> </w:t>
+      </w:r>
+      <w:r>
+        <w:t xml:space="preserve">avec</w:t>
+      </w:r>
+      <w:r>
+        <w:t xml:space="preserve"> </w:t>
+      </w:r>
+      <w:r>
+        <w:rPr>
+          <w:rStyle w:val="VerbatimChar"/>
+        </w:rPr>
+        <w:t xml:space="preserve">is_feasible</w:t>
+      </w:r>
+      <w:r>
+        <w:t xml:space="preserve">,</w:t>
+      </w:r>
+      <w:r>
+        <w:t xml:space="preserve"> </w:t>
+      </w:r>
+      <w:r>
+        <w:rPr>
+          <w:rStyle w:val="VerbatimChar"/>
+        </w:rPr>
+        <w:t xml:space="preserve">violations</w:t>
+      </w:r>
+      <w:r>
+        <w:t xml:space="preserve">,</w:t>
+      </w:r>
+      <w:r>
+        <w:t xml:space="preserve"> </w:t>
+      </w:r>
+      <w:r>
+        <w:rPr>
+          <w:rStyle w:val="VerbatimChar"/>
+        </w:rPr>
+        <w:t xml:space="preserve">n_violations_by_type</w:t>
+      </w:r>
+      <w:r>
+        <w:t xml:space="preserve">,</w:t>
+      </w:r>
+      <w:r>
+        <w:t xml:space="preserve"> </w:t>
+      </w:r>
+      <w:r>
+        <w:rPr>
+          <w:rStyle w:val="VerbatimChar"/>
+        </w:rPr>
+        <w:t xml:space="preserve">solver_status</w:t>
+      </w:r>
+      <w:r>
+        <w:t xml:space="preserve">,</w:t>
+      </w:r>
+      <w:r>
+        <w:t xml:space="preserve"> </w:t>
+      </w:r>
+      <w:r>
+        <w:rPr>
+          <w:rStyle w:val="VerbatimChar"/>
+        </w:rPr>
+        <w:t xml:space="preserve">wall_time</w:t>
+      </w:r>
+      <w:r>
+        <w:t xml:space="preserve">,</w:t>
+      </w:r>
+      <w:r>
+        <w:t xml:space="preserve"> </w:t>
+      </w:r>
+      <w:r>
+        <w:rPr>
+          <w:rStyle w:val="VerbatimChar"/>
+        </w:rPr>
+        <w:t xml:space="preserve">format_text()</w:t>
+      </w:r>
+      <w:r>
+        <w:t xml:space="preserve">,</w:t>
+      </w:r>
+      <w:r>
+        <w:t xml:space="preserve"> </w:t>
+      </w:r>
+      <w:r>
+        <w:rPr>
+          <w:rStyle w:val="VerbatimChar"/>
+        </w:rPr>
+        <w:t xml:space="preserve">to_dict()</w:t>
+      </w:r>
+      <w:r>
+        <w:t xml:space="preserve">.</w:t>
+      </w:r>
+    </w:p>
+    <w:p>
+      <w:pPr>
+        <w:numPr>
+          <w:ilvl w:val="0"/>
+          <w:numId w:val="1005"/>
+        </w:numPr>
+      </w:pPr>
+      <w:r>
+        <w:rPr>
+          <w:bCs/>
+          <w:b/>
+        </w:rPr>
+        <w:t xml:space="preserve">Intégration</w:t>
+      </w:r>
+      <w:r>
+        <w:t xml:space="preserve"> </w:t>
+      </w:r>
+      <w:r>
+        <w:t xml:space="preserve">:</w:t>
+      </w:r>
+      <w:r>
+        <w:t xml:space="preserve"> </w:t>
+      </w:r>
+      <w:r>
+        <w:rPr>
+          <w:rStyle w:val="VerbatimChar"/>
+        </w:rPr>
+        <w:t xml:space="preserve">pipeline.run_pipeline()</w:t>
+      </w:r>
+      <w:r>
+        <w:t xml:space="preserve"> </w:t>
+      </w:r>
+      <w:r>
+        <w:t xml:space="preserve">appelle</w:t>
+      </w:r>
+      <w:r>
+        <w:t xml:space="preserve"> </w:t>
+      </w:r>
+      <w:r>
+        <w:rPr>
+          <w:rStyle w:val="VerbatimChar"/>
+        </w:rPr>
+        <w:t xml:space="preserve">cpsat_verifier.run_cpsat_verification_gate(...)</w:t>
+      </w:r>
+      <w:r>
+        <w:t xml:space="preserve"> </w:t>
+      </w:r>
+      <w:r>
+        <w:rPr>
+          <w:bCs/>
+          <w:b/>
+        </w:rPr>
+        <w:t xml:space="preserve">après</w:t>
+      </w:r>
+      <w:r>
+        <w:t xml:space="preserve"> </w:t>
+      </w:r>
+      <w:r>
+        <w:t xml:space="preserve">la porte</w:t>
+      </w:r>
+      <w:r>
+        <w:t xml:space="preserve"> </w:t>
+      </w:r>
+      <w:r>
+        <w:t xml:space="preserve">heuristique. Écrit</w:t>
+      </w:r>
+      <w:r>
+        <w:t xml:space="preserve"> </w:t>
+      </w:r>
+      <w:r>
+        <w:rPr>
+          <w:rStyle w:val="VerbatimChar"/>
+        </w:rPr>
+        <w:t xml:space="preserve">reports/cpsat_verification.json</w:t>
+      </w:r>
+      <w:r>
+        <w:t xml:space="preserve">.</w:t>
+      </w:r>
+      <w:r>
+        <w:t xml:space="preserve"> </w:t>
+      </w:r>
+      <w:r>
+        <w:rPr>
+          <w:bCs/>
+          <w:b/>
+        </w:rPr>
+        <w:t xml:space="preserve">Non bloquant par</w:t>
+      </w:r>
+      <w:r>
+        <w:rPr>
+          <w:bCs/>
+          <w:b/>
+        </w:rPr>
+        <w:t xml:space="preserve"> </w:t>
+      </w:r>
+      <w:r>
+        <w:rPr>
+          <w:bCs/>
+          <w:b/>
+        </w:rPr>
+        <w:t xml:space="preserve">défaut</w:t>
+      </w:r>
+      <w:r>
+        <w:t xml:space="preserve"> </w:t>
+      </w:r>
+      <w:r>
+        <w:t xml:space="preserve">(comme la porte heuristique) ; passer</w:t>
+      </w:r>
+      <w:r>
+        <w:t xml:space="preserve"> </w:t>
+      </w:r>
+      <w:r>
+        <w:rPr>
+          <w:rStyle w:val="VerbatimChar"/>
+        </w:rPr>
+        <w:t xml:space="preserve">LAB_BLOCK_EXPORT_ON_CPSAT_FAIL=1</w:t>
+      </w:r>
+      <w:r>
+        <w:t xml:space="preserve"> </w:t>
+      </w:r>
+      <w:r>
+        <w:t xml:space="preserve">pour bloquer l’export sur violation dure,</w:t>
+      </w:r>
+      <w:r>
+        <w:t xml:space="preserve"> </w:t>
+      </w:r>
+      <w:r>
+        <w:t xml:space="preserve">ou</w:t>
+      </w:r>
+      <w:r>
+        <w:t xml:space="preserve"> </w:t>
+      </w:r>
+      <w:r>
+        <w:rPr>
+          <w:rStyle w:val="VerbatimChar"/>
+        </w:rPr>
+        <w:t xml:space="preserve">LAB_CPSAT_VERIFY=0</w:t>
+      </w:r>
+      <w:r>
+        <w:t xml:space="preserve"> </w:t>
+      </w:r>
+      <w:r>
+        <w:t xml:space="preserve">pour désactiver la couche.</w:t>
+      </w:r>
+    </w:p>
+    <w:p>
+      <w:pPr>
+        <w:numPr>
+          <w:ilvl w:val="0"/>
+          <w:numId w:val="1005"/>
+        </w:numPr>
+      </w:pPr>
+      <w:r>
+        <w:rPr>
+          <w:bCs/>
+          <w:b/>
+        </w:rPr>
+        <w:t xml:space="preserve">CLI</w:t>
+      </w:r>
+      <w:r>
+        <w:t xml:space="preserve"> </w:t>
+      </w:r>
+      <w:r>
+        <w:t xml:space="preserve">:</w:t>
+      </w:r>
+    </w:p>
+    <w:p>
+      <w:pPr>
+        <w:numPr>
+          <w:ilvl w:val="0"/>
+          <w:numId w:val="1000"/>
+        </w:numPr>
+        <w:pStyle w:val="SourceCode"/>
+      </w:pPr>
+      <w:r>
+        <w:rPr>
+          <w:rStyle w:val="ExtensionTok"/>
+        </w:rPr>
+        <w:t xml:space="preserve">python</w:t>
+      </w:r>
+      <w:r>
+        <w:rPr>
+          <w:rStyle w:val="NormalTok"/>
+        </w:rPr>
+        <w:t xml:space="preserve"> cpsat_verifier.py </w:t>
+      </w:r>
+      <w:r>
+        <w:rPr>
+          <w:rStyle w:val="AttributeTok"/>
+        </w:rPr>
+        <w:t xml:space="preserve">--schedule</w:t>
+      </w:r>
+      <w:r>
+        <w:rPr>
+          <w:rStyle w:val="NormalTok"/>
+        </w:rPr>
+        <w:t xml:space="preserve"> outputs/optimization/optimized_schedule_v5.csv</w:t>
+      </w:r>
+      <w:r>
+        <w:br/>
+      </w:r>
+      <w:r>
+        <w:rPr>
+          <w:rStyle w:val="ExtensionTok"/>
+        </w:rPr>
+        <w:t xml:space="preserve">python</w:t>
+      </w:r>
+      <w:r>
+        <w:rPr>
+          <w:rStyle w:val="NormalTok"/>
+        </w:rPr>
+        <w:t xml:space="preserve"> cpsat_verifier.py </w:t>
+      </w:r>
+      <w:r>
+        <w:rPr>
+          <w:rStyle w:val="AttributeTok"/>
+        </w:rPr>
+        <w:t xml:space="preserve">--schedule</w:t>
+      </w:r>
+      <w:r>
+        <w:rPr>
+          <w:rStyle w:val="NormalTok"/>
+        </w:rPr>
+        <w:t xml:space="preserve"> </w:t>
+      </w:r>
+      <w:r>
+        <w:rPr>
+          <w:rStyle w:val="OperatorTok"/>
+        </w:rPr>
+        <w:t xml:space="preserve">&lt;</w:t>
+      </w:r>
+      <w:r>
+        <w:rPr>
+          <w:rStyle w:val="NormalTok"/>
+        </w:rPr>
+        <w:t xml:space="preserve">csv</w:t>
+      </w:r>
+      <w:r>
+        <w:rPr>
+          <w:rStyle w:val="OperatorTok"/>
+        </w:rPr>
+        <w:t xml:space="preserve">&gt;</w:t>
+      </w:r>
+      <w:r>
+        <w:rPr>
+          <w:rStyle w:val="NormalTok"/>
+        </w:rPr>
+        <w:t xml:space="preserve"> --semester 1   </w:t>
+      </w:r>
+      <w:r>
+        <w:rPr>
+          <w:rStyle w:val="CommentTok"/>
+        </w:rPr>
+        <w:t xml:space="preserve"># restreindre à un semestre</w:t>
+      </w:r>
+    </w:p>
+    <w:p>
+      <w:pPr>
+        <w:numPr>
+          <w:ilvl w:val="0"/>
+          <w:numId w:val="1005"/>
+        </w:numPr>
+      </w:pPr>
+      <w:r>
+        <w:rPr>
+          <w:bCs/>
+          <w:b/>
+        </w:rPr>
+        <w:t xml:space="preserve">Différence avec</w:t>
+      </w:r>
+      <w:r>
+        <w:rPr>
+          <w:bCs/>
+          <w:b/>
+        </w:rPr>
+        <w:t xml:space="preserve"> </w:t>
+      </w:r>
+      <w:r>
+        <w:rPr>
+          <w:rStyle w:val="VerbatimChar"/>
+          <w:bCs/>
+          <w:b/>
+        </w:rPr>
+        <w:t xml:space="preserve">pre_export_validation.py</w:t>
+      </w:r>
+      <w:r>
+        <w:t xml:space="preserve"> </w:t>
+      </w:r>
+      <w:r>
+        <w:t xml:space="preserve">: la validation heuristique</w:t>
+      </w:r>
+      <w:r>
+        <w:t xml:space="preserve"> </w:t>
+      </w:r>
+      <w:r>
+        <w:t xml:space="preserve">donne un</w:t>
+      </w:r>
+      <w:r>
+        <w:t xml:space="preserve"> </w:t>
+      </w:r>
+      <w:r>
+        <w:rPr>
+          <w:iCs/>
+          <w:i/>
+        </w:rPr>
+        <w:t xml:space="preserve">feedback immédiat</w:t>
+      </w:r>
+      <w:r>
+        <w:t xml:space="preserve"> </w:t>
+      </w:r>
+      <w:r>
+        <w:t xml:space="preserve">(rapide, par paires) ; le vérificateur CP-SAT</w:t>
+      </w:r>
+      <w:r>
+        <w:t xml:space="preserve"> </w:t>
+      </w:r>
+      <w:r>
+        <w:t xml:space="preserve">fournit une</w:t>
+      </w:r>
+      <w:r>
+        <w:t xml:space="preserve"> </w:t>
+      </w:r>
+      <w:r>
+        <w:rPr>
+          <w:iCs/>
+          <w:i/>
+        </w:rPr>
+        <w:t xml:space="preserve">garantie formelle exhaustive</w:t>
+      </w:r>
+      <w:r>
+        <w:t xml:space="preserve"> </w:t>
+      </w:r>
+      <w:r>
+        <w:t xml:space="preserve">(modèle de contraintes) — les deux</w:t>
+      </w:r>
+      <w:r>
+        <w:t xml:space="preserve"> </w:t>
+      </w:r>
+      <w:r>
+        <w:t xml:space="preserve">sont cohérents (mêmes types de collisions, mêmes chemins CSV, même convention</w:t>
+      </w:r>
+      <w:r>
+        <w:t xml:space="preserve"> </w:t>
+      </w:r>
+      <w:r>
+        <w:t xml:space="preserve">de créneaux jours 0-4 / blocs 1-6).</w:t>
+      </w:r>
+    </w:p>
     <w:bookmarkEnd w:id="27"/>
-    <w:bookmarkStart w:id="29" w:name="régénérer-les-contraintes-guide"/>
+    <w:bookmarkEnd w:id="28"/>
+    <w:bookmarkStart w:id="30" w:name="régénérer-les-contraintes-guide"/>
     <w:p>
       <w:pPr>
         <w:pStyle w:val="Heading2"/>
@@ -1609,7 +2457,7 @@
         <w:t xml:space="preserve">#    Sortie : rapport lisible + code retour 1 s'il y a des collisions critiques.</w:t>
       </w:r>
     </w:p>
-    <w:bookmarkStart w:id="28" w:name="variables-denvironnement"/>
+    <w:bookmarkStart w:id="29" w:name="variables-denvironnement"/>
     <w:p>
       <w:pPr>
         <w:pStyle w:val="Heading3"/>
@@ -1780,15 +2628,118 @@
               <w:jc w:val="left"/>
             </w:pPr>
             <w:r>
-              <w:t xml:space="preserve">Bloquer l’export Excel si des collisions critiques sont détectées.</w:t>
+              <w:t xml:space="preserve">Bloquer l’export Excel si des collisions critiques sont détectées (porte heuristique).</w:t>
+            </w:r>
+          </w:p>
+        </w:tc>
+      </w:tr>
+      <w:tr>
+        <w:tc>
+          <w:tcPr/>
+          <w:p>
+            <w:pPr>
+              <w:pStyle w:val="Compact"/>
+              <w:jc w:val="left"/>
+            </w:pPr>
+            <w:r>
+              <w:rPr>
+                <w:rStyle w:val="VerbatimChar"/>
+              </w:rPr>
+              <w:t xml:space="preserve">LAB_CPSAT_VERIFY</w:t>
+            </w:r>
+          </w:p>
+        </w:tc>
+        <w:tc>
+          <w:tcPr/>
+          <w:p>
+            <w:pPr>
+              <w:pStyle w:val="Compact"/>
+              <w:jc w:val="left"/>
+            </w:pPr>
+            <w:r>
+              <w:rPr>
+                <w:rStyle w:val="VerbatimChar"/>
+              </w:rPr>
+              <w:t xml:space="preserve">1</w:t>
+            </w:r>
+          </w:p>
+        </w:tc>
+        <w:tc>
+          <w:tcPr/>
+          <w:p>
+            <w:pPr>
+              <w:pStyle w:val="Compact"/>
+              <w:jc w:val="left"/>
+            </w:pPr>
+            <w:r>
+              <w:t xml:space="preserve">Exécuter la vérification formelle CP-SAT après la porte heuristique. Mettre à</w:t>
+            </w:r>
+            <w:r>
+              <w:t xml:space="preserve"> </w:t>
+            </w:r>
+            <w:r>
+              <w:rPr>
+                <w:rStyle w:val="VerbatimChar"/>
+              </w:rPr>
+              <w:t xml:space="preserve">0</w:t>
+            </w:r>
+            <w:r>
+              <w:t xml:space="preserve"> </w:t>
+            </w:r>
+            <w:r>
+              <w:t xml:space="preserve">pour la désactiver.</w:t>
+            </w:r>
+          </w:p>
+        </w:tc>
+      </w:tr>
+      <w:tr>
+        <w:tc>
+          <w:tcPr/>
+          <w:p>
+            <w:pPr>
+              <w:pStyle w:val="Compact"/>
+              <w:jc w:val="left"/>
+            </w:pPr>
+            <w:r>
+              <w:rPr>
+                <w:rStyle w:val="VerbatimChar"/>
+              </w:rPr>
+              <w:t xml:space="preserve">LAB_BLOCK_EXPORT_ON_CPSAT_FAIL</w:t>
+            </w:r>
+          </w:p>
+        </w:tc>
+        <w:tc>
+          <w:tcPr/>
+          <w:p>
+            <w:pPr>
+              <w:pStyle w:val="Compact"/>
+              <w:jc w:val="left"/>
+            </w:pPr>
+            <w:r>
+              <w:rPr>
+                <w:rStyle w:val="VerbatimChar"/>
+              </w:rPr>
+              <w:t xml:space="preserve">0</w:t>
+            </w:r>
+          </w:p>
+        </w:tc>
+        <w:tc>
+          <w:tcPr/>
+          <w:p>
+            <w:pPr>
+              <w:pStyle w:val="Compact"/>
+              <w:jc w:val="left"/>
+            </w:pPr>
+            <w:r>
+              <w:t xml:space="preserve">Bloquer l’export Excel si le vérificateur CP-SAT prouve des violations dures.</w:t>
             </w:r>
           </w:p>
         </w:tc>
       </w:tr>
     </w:tbl>
-    <w:bookmarkEnd w:id="28"/>
     <w:bookmarkEnd w:id="29"/>
-    <w:bookmarkStart w:id="32" w:name="tests"/>
+    <w:bookmarkEnd w:id="30"/>
+    <w:bookmarkStart w:id="33" w:name="tests"/>
     <w:p>
       <w:pPr>
         <w:pStyle w:val="Heading2"/>
@@ -1797,7 +2748,7 @@
         <w:t xml:space="preserve">4. Tests</w:t>
       </w:r>
     </w:p>
-    <w:bookmarkStart w:id="30" w:name="tests-unitaires-ajoutés-tests"/>
+    <w:bookmarkStart w:id="31" w:name="tests-unitaires-ajoutés-tests"/>
     <w:p>
       <w:pPr>
         <w:pStyle w:val="Heading3"/>
@@ -1819,7 +2770,7 @@
       <w:pPr>
         <w:numPr>
           <w:ilvl w:val="0"/>
-          <w:numId w:val="1005"/>
+          <w:numId w:val="1007"/>
         </w:numPr>
         <w:pStyle w:val="Compact"/>
       </w:pPr>
@@ -1858,7 +2809,7 @@
       <w:pPr>
         <w:numPr>
           <w:ilvl w:val="0"/>
-          <w:numId w:val="1005"/>
+          <w:numId w:val="1007"/>
         </w:numPr>
         <w:pStyle w:val="Compact"/>
       </w:pPr>
@@ -1894,7 +2845,7 @@
       <w:pPr>
         <w:numPr>
           <w:ilvl w:val="0"/>
-          <w:numId w:val="1005"/>
+          <w:numId w:val="1007"/>
         </w:numPr>
         <w:pStyle w:val="Compact"/>
       </w:pPr>
@@ -1942,7 +2893,7 @@
       <w:pPr>
         <w:numPr>
           <w:ilvl w:val="0"/>
-          <w:numId w:val="1005"/>
+          <w:numId w:val="1007"/>
         </w:numPr>
         <w:pStyle w:val="Compact"/>
       </w:pPr>
@@ -1980,8 +2931,53 @@
         <w:t xml:space="preserve">valeurs malformées).</w:t>
       </w:r>
     </w:p>
-    <w:bookmarkEnd w:id="30"/>
-    <w:bookmarkStart w:id="31" w:name="lancer-les-tests"/>
+    <w:p>
+      <w:pPr>
+        <w:numPr>
+          <w:ilvl w:val="0"/>
+          <w:numId w:val="1007"/>
+        </w:numPr>
+        <w:pStyle w:val="Compact"/>
+      </w:pPr>
+      <w:r>
+        <w:rPr>
+          <w:rStyle w:val="VerbatimChar"/>
+        </w:rPr>
+        <w:t xml:space="preserve">test_cpsat_verifier.py</w:t>
+      </w:r>
+      <w:r>
+        <w:t xml:space="preserve"> </w:t>
+      </w:r>
+      <w:r>
+        <w:t xml:space="preserve">— vérification formelle CP-SAT : planning valide,</w:t>
+      </w:r>
+      <w:r>
+        <w:t xml:space="preserve"> </w:t>
+      </w:r>
+      <w:r>
+        <w:t xml:space="preserve">C1, professeur (interne + externe), salle, semaine exclue, collisions</w:t>
+      </w:r>
+      <w:r>
+        <w:t xml:space="preserve"> </w:t>
+      </w:r>
+      <w:r>
+        <w:t xml:space="preserve">étudiant, signal préférence, rapport, porte</w:t>
+      </w:r>
+      <w:r>
+        <w:t xml:space="preserve"> </w:t>
+      </w:r>
+      <w:r>
+        <w:rPr>
+          <w:rStyle w:val="VerbatimChar"/>
+        </w:rPr>
+        <w:t xml:space="preserve">run_cpsat_verification_gate</w:t>
+      </w:r>
+      <w:r>
+        <w:t xml:space="preserve">.</w:t>
+      </w:r>
+    </w:p>
+    <w:bookmarkEnd w:id="31"/>
+    <w:bookmarkStart w:id="32" w:name="lancer-les-tests"/>
     <w:p>
       <w:pPr>
         <w:pStyle w:val="Heading3"/>
@@ -2133,13 +3129,13 @@
           <w:bCs/>
           <w:b/>
         </w:rPr>
-        <w:t xml:space="preserve">État actuel : 294 tests au vert</w:t>
-      </w:r>
-      <w:r>
-        <w:t xml:space="preserve"> </w:t>
-      </w:r>
-      <w:r>
-        <w:t xml:space="preserve">(267 de référence + 27 ajoutés). Aucune</w:t>
+        <w:t xml:space="preserve">État actuel : 309 tests au vert</w:t>
+      </w:r>
+      <w:r>
+        <w:t xml:space="preserve"> </w:t>
+      </w:r>
+      <w:r>
+        <w:t xml:space="preserve">(267 de référence + 42 ajoutés). Aucune</w:t>
       </w:r>
       <w:r>
         <w:t xml:space="preserve"> </w:t>
@@ -2148,9 +3144,9 @@
         <w:t xml:space="preserve">régression.</w:t>
       </w:r>
     </w:p>
-    <w:bookmarkEnd w:id="31"/>
     <w:bookmarkEnd w:id="32"/>
-    <w:bookmarkStart w:id="33" w:name="X5c7a4becb5c3f9722e26ce71d6517058720acb1"/>
+    <w:bookmarkEnd w:id="33"/>
+    <w:bookmarkStart w:id="34" w:name="X5c7a4becb5c3f9722e26ce71d6517058720acb1"/>
     <w:p>
       <w:pPr>
         <w:pStyle w:val="Heading2"/>
@@ -2163,7 +3159,7 @@
       <w:pPr>
         <w:numPr>
           <w:ilvl w:val="0"/>
-          <w:numId w:val="1006"/>
+          <w:numId w:val="1008"/>
         </w:numPr>
         <w:pStyle w:val="Compact"/>
       </w:pPr>
@@ -2203,7 +3199,7 @@
       <w:pPr>
         <w:numPr>
           <w:ilvl w:val="0"/>
-          <w:numId w:val="1006"/>
+          <w:numId w:val="1008"/>
         </w:numPr>
         <w:pStyle w:val="Compact"/>
       </w:pPr>
@@ -2255,7 +3251,7 @@
       <w:pPr>
         <w:numPr>
           <w:ilvl w:val="0"/>
-          <w:numId w:val="1006"/>
+          <w:numId w:val="1008"/>
         </w:numPr>
         <w:pStyle w:val="Compact"/>
       </w:pPr>
@@ -2384,8 +3380,8 @@
         <w:t xml:space="preserve">contraintes corrigées, ce nombre doit chuter fortement.</w:t>
       </w:r>
     </w:p>
-    <w:bookmarkEnd w:id="33"/>
-    <w:bookmarkStart w:id="34" w:name="fichiers-modifiés-ajoutés"/>
+    <w:bookmarkEnd w:id="34"/>
+    <w:bookmarkStart w:id="35" w:name="fichiers-modifiés-ajoutés"/>
     <w:p>
       <w:pPr>
         <w:pStyle w:val="Heading2"/>
@@ -2463,6 +3459,27 @@
         <w:rPr>
           <w:rStyle w:val="VerbatimChar"/>
         </w:rPr>
+        <w:t xml:space="preserve">cpsat_verifier.py</w:t>
+      </w:r>
+      <w:r>
+        <w:t xml:space="preserve"> </w:t>
+      </w:r>
+      <w:r>
+        <w:t xml:space="preserve">— vérification formelle CP-SAT.</w:t>
+      </w:r>
+      <w:r>
+        <w:t xml:space="preserve"> </w:t>
+      </w:r>
+      <w:r>
+        <w:t xml:space="preserve">-</w:t>
+      </w:r>
+      <w:r>
+        <w:t xml:space="preserve"> </w:t>
+      </w:r>
+      <w:r>
+        <w:rPr>
+          <w:rStyle w:val="VerbatimChar"/>
+        </w:rPr>
         <w:t xml:space="preserve">tests/test_horarios_grid.py</w:t>
       </w:r>
       <w:r>
@@ -2509,6 +3526,21 @@
           <w:rStyle w:val="VerbatimChar"/>
         </w:rPr>
         <w:t xml:space="preserve">tests/test_excluded_weeks.py</w:t>
+      </w:r>
+      <w:r>
+        <w:t xml:space="preserve"> </w:t>
+      </w:r>
+      <w:r>
+        <w:t xml:space="preserve">-</w:t>
+      </w:r>
+      <w:r>
+        <w:t xml:space="preserve"> </w:t>
+      </w:r>
+      <w:r>
+        <w:rPr>
+          <w:rStyle w:val="VerbatimChar"/>
+        </w:rPr>
+        <w:t xml:space="preserve">tests/test_cpsat_verifier.py</w:t>
       </w:r>
       <w:r>
         <w:t xml:space="preserve"> </w:t>
@@ -2562,7 +3594,13 @@
         <w:t xml:space="preserve"> </w:t>
       </w:r>
       <w:r>
-        <w:t xml:space="preserve">— grilles réelles, semaines exclues, porte pré-export.</w:t>
+        <w:t xml:space="preserve">— grilles réelles, semaines exclues, porte pré-export,</w:t>
+      </w:r>
+      <w:r>
+        <w:t xml:space="preserve"> </w:t>
+      </w:r>
+      <w:r>
+        <w:t xml:space="preserve">porte de vérification formelle CP-SAT.</w:t>
       </w:r>
       <w:r>
         <w:t xml:space="preserve"> </w:t>
@@ -2658,8 +3696,8 @@
         <w:t xml:space="preserve">— vue « Horarios ».</w:t>
       </w:r>
     </w:p>
-    <w:bookmarkEnd w:id="34"/>
     <w:bookmarkEnd w:id="35"/>
+    <w:bookmarkEnd w:id="36"/>
     <w:sectPr/>
   </w:body>
 </w:document>
@@ -2946,6 +3984,12 @@
     <w:abstractNumId w:val="991"/>
   </w:num>
   <w:num w:numId="1006">
+    <w:abstractNumId w:val="991"/>
+  </w:num>
+  <w:num w:numId="1007">
+    <w:abstractNumId w:val="991"/>
+  </w:num>
+  <w:num w:numId="1008">
     <w:abstractNumId w:val="99411"/>
     <w:lvlOverride w:ilvl="0">
       <w:startOverride w:val="1"/>
